--- a/dosyalar/bep/arapca-10-sinif-bep-plani.docx
+++ b/dosyalar/bep/arapca-10-sinif-bep-plani.docx
@@ -9783,7 +9783,7 @@
                 <w:rtl/>
                 <w:lang w:bidi="ar-SA"/>
               </w:rPr>
-              <w:t xml:space="preserve">اَلرَّبيع</w:t>
+              <w:t xml:space="preserve">اَلرَّبيع</w:t>
             </w:r>
             <w:r>
               <w:rPr>
@@ -9808,7 +9808,7 @@
                 <w:rtl/>
                 <w:lang w:bidi="ar-SA"/>
               </w:rPr>
-              <w:t xml:space="preserve">اَلصَّيْف</w:t>
+              <w:t xml:space="preserve">اَلصَّيْف</w:t>
             </w:r>
           </w:p>
         </w:tc>
@@ -10385,7 +10385,7 @@
                 <w:rtl/>
                 <w:lang w:bidi="ar-SA"/>
               </w:rPr>
-              <w:t xml:space="preserve">اَلْخَريف</w:t>
+              <w:t xml:space="preserve">اَلخَريف</w:t>
             </w:r>
             <w:r>
               <w:rPr>
@@ -10410,7 +10410,7 @@
                 <w:rtl/>
                 <w:lang w:bidi="ar-SA"/>
               </w:rPr>
-              <w:t xml:space="preserve">اَلشِّتاء</w:t>
+              <w:t xml:space="preserve">اَلشِّتاء</w:t>
             </w:r>
           </w:p>
         </w:tc>

--- a/dosyalar/bep/arapca-10-sinif-bep-plani.docx
+++ b/dosyalar/bep/arapca-10-sinif-bep-plani.docx
@@ -81,7 +81,7 @@
                 <w:sz w:val="18"/>
                 <w:szCs w:val="18"/>
               </w:rPr>
-              <w:t xml:space="preserve">2026-2027 · Arapça Dersi · 10. Sınıf · 2025 Arapça Dersi Öğretim Programı (9-10. sınıflar) · 3 saat/hafta · 111 saat</w:t>
+              <w:t xml:space="preserve">2026-2027 · Arapça Dersi · 10. Sınıf · Arapça Dersi Öğretim Programı (9-10. sınıflar) · 3 saat/hafta · 111 saat</w:t>
             </w:r>
           </w:p>
         </w:tc>
@@ -13271,7 +13271,7 @@
                 <w:sz w:val="17"/>
                 <w:szCs w:val="17"/>
               </w:rPr>
-              <w:t xml:space="preserve">Plan, 2025 Arapça Dersi Öğretim Programı (9-10. sınıflar) ve 2026-2027 ünitelendirilmiş yıllık planıyla (kidefarapca.com · Planlar kartı) uyumludur.</w:t>
+              <w:t xml:space="preserve">Plan, Arapça Dersi Öğretim Programı (9-10. sınıflar) ve 2026-2027 ünitelendirilmiş yıllık planıyla (kidefarapca.com · Planlar kartı) uyumludur.</w:t>
             </w:r>
           </w:p>
         </w:tc>
